--- a/CANVAS_INTEGRATION.docx
+++ b/CANVAS_INTEGRATION.docx
@@ -4,21 +4,15 @@
   <w:body>
     <w:p>
       <w:pPr>
-        <w:spacing w:before="0" w:after="160" w:line="276" w:lineRule="auto"/>
+        <w:spacing w:after="120" w:line="259" w:lineRule="auto"/>
       </w:pPr>
       <w:r>
-        <w:rPr>
-          <w:rFonts w:ascii="Calibri" w:hAnsi="Calibri"/>
-          <w:b/>
-          <w:color w:val="1F4D78"/>
-          <w:sz w:val="44"/>
-        </w:rPr>
-        <w:t>Canvas Integration Notes</w:t>
+        <w:t>﻿# Canvas Integration Notes</w:t>
       </w:r>
     </w:p>
     <w:p>
       <w:pPr>
-        <w:spacing w:before="0" w:after="120" w:line="300" w:lineRule="auto"/>
+        <w:spacing w:after="120" w:line="259" w:lineRule="auto"/>
       </w:pPr>
       <w:r>
         <w:t>Canvas cannot embed the desktop Python version directly. This web version is designed to be hosted as ordinary static files, then added to a Canvas module as a web link.</w:t>
@@ -26,7 +20,8 @@
     </w:p>
     <w:p>
       <w:pPr>
-        <w:pStyle w:val="Heading1"/>
+        <w:pStyle w:val="Heading2"/>
+        <w:spacing w:line="259" w:lineRule="auto"/>
       </w:pPr>
       <w:r>
         <w:t>Recommended First Path</w:t>
@@ -35,6 +30,7 @@
     <w:p>
       <w:pPr>
         <w:pStyle w:val="ListNumber"/>
+        <w:spacing w:line="259" w:lineRule="auto"/>
       </w:pPr>
       <w:r>
         <w:t>Put this entire folder on a static web host that provides an HTTPS URL.</w:t>
@@ -43,6 +39,7 @@
     <w:p>
       <w:pPr>
         <w:pStyle w:val="ListNumber"/>
+        <w:spacing w:line="259" w:lineRule="auto"/>
       </w:pPr>
       <w:r>
         <w:t>Open the hosted URL in a browser and confirm the app works.</w:t>
@@ -51,14 +48,16 @@
     <w:p>
       <w:pPr>
         <w:pStyle w:val="ListNumber"/>
+        <w:spacing w:line="259" w:lineRule="auto"/>
       </w:pPr>
       <w:r>
-        <w:t>In Canvas, open the module for Chapter 1.</w:t>
+        <w:t>In Canvas, open the module where you want students to practice this topic.</w:t>
       </w:r>
     </w:p>
     <w:p>
       <w:pPr>
         <w:pStyle w:val="ListNumber"/>
+        <w:spacing w:line="259" w:lineRule="auto"/>
       </w:pPr>
       <w:r>
         <w:t>Add an External URL item.</w:t>
@@ -67,6 +66,7 @@
     <w:p>
       <w:pPr>
         <w:pStyle w:val="ListNumber"/>
+        <w:spacing w:line="259" w:lineRule="auto"/>
       </w:pPr>
       <w:r>
         <w:t>Paste the hosted app URL.</w:t>
@@ -75,22 +75,25 @@
     <w:p>
       <w:pPr>
         <w:pStyle w:val="ListNumber"/>
+        <w:spacing w:line="259" w:lineRule="auto"/>
       </w:pPr>
       <w:r>
-        <w:t>If your host allows embedding, leave Load in a new tab unchecked so the app appears inside the module page.</w:t>
+        <w:t>If your host allows embedding, leave `Load in a new tab` unchecked so the app appears inside the module page.</w:t>
       </w:r>
     </w:p>
     <w:p>
       <w:pPr>
         <w:pStyle w:val="ListNumber"/>
+        <w:spacing w:line="259" w:lineRule="auto"/>
       </w:pPr>
       <w:r>
-        <w:t>If Canvas or the host blocks embedding, select Load in a new tab instead.</w:t>
+        <w:t>If Canvas or the host blocks embedding, select `Load in a new tab` instead.</w:t>
       </w:r>
     </w:p>
     <w:p>
       <w:pPr>
-        <w:pStyle w:val="Heading1"/>
+        <w:pStyle w:val="Heading2"/>
+        <w:spacing w:line="259" w:lineRule="auto"/>
       </w:pPr>
       <w:r>
         <w:t>Hosting Options To Discuss With Cedarville IT</w:t>
@@ -99,6 +102,7 @@
     <w:p>
       <w:pPr>
         <w:pStyle w:val="ListBullet"/>
+        <w:spacing w:line="259" w:lineRule="auto"/>
       </w:pPr>
       <w:r>
         <w:t>Cedarville-hosted course web space</w:t>
@@ -107,6 +111,7 @@
     <w:p>
       <w:pPr>
         <w:pStyle w:val="ListBullet"/>
+        <w:spacing w:line="259" w:lineRule="auto"/>
       </w:pPr>
       <w:r>
         <w:t>an approved university static hosting service</w:t>
@@ -115,6 +120,7 @@
     <w:p>
       <w:pPr>
         <w:pStyle w:val="ListBullet"/>
+        <w:spacing w:line="259" w:lineRule="auto"/>
       </w:pPr>
       <w:r>
         <w:t>GitHub Pages under a course or department account</w:t>
@@ -123,6 +129,7 @@
     <w:p>
       <w:pPr>
         <w:pStyle w:val="ListBullet"/>
+        <w:spacing w:line="259" w:lineRule="auto"/>
       </w:pPr>
       <w:r>
         <w:t>another static host approved for student use</w:t>
@@ -131,6 +138,7 @@
     <w:p>
       <w:pPr>
         <w:pStyle w:val="ListBullet"/>
+        <w:spacing w:line="259" w:lineRule="auto"/>
       </w:pPr>
       <w:r>
         <w:t>a future LTI tool if gradebook integration becomes necessary</w:t>
@@ -138,7 +146,8 @@
     </w:p>
     <w:p>
       <w:pPr>
-        <w:pStyle w:val="Heading1"/>
+        <w:pStyle w:val="Heading2"/>
+        <w:spacing w:line="259" w:lineRule="auto"/>
       </w:pPr>
       <w:r>
         <w:t>Important Hosting Requirement</w:t>
@@ -146,7 +155,7 @@
     </w:p>
     <w:p>
       <w:pPr>
-        <w:spacing w:before="0" w:after="120" w:line="300" w:lineRule="auto"/>
+        <w:spacing w:after="120" w:line="259" w:lineRule="auto"/>
       </w:pPr>
       <w:r>
         <w:t>The app runs fully in the student's browser. It does not store grades, names, or student answers on a server. That makes it simpler to host, but it also means Canvas will not automatically receive scores.</w:t>
@@ -154,23 +163,68 @@
     </w:p>
     <w:p>
       <w:pPr>
-        <w:pStyle w:val="Heading1"/>
+        <w:pStyle w:val="Heading2"/>
+        <w:spacing w:line="259" w:lineRule="auto"/>
       </w:pPr>
       <w:r>
-        <w:t>Future Chapter Apps</w:t>
+        <w:t>Topic-Based Practice Apps</w:t>
       </w:r>
     </w:p>
     <w:p>
       <w:pPr>
-        <w:spacing w:before="0" w:after="120" w:line="300" w:lineRule="auto"/>
+        <w:spacing w:after="120" w:line="259" w:lineRule="auto"/>
       </w:pPr>
       <w:r>
-        <w:t>For future chapters, keep the same interface files and make a new problem-logic file for each chapter. That gives students a familiar experience while letting each chapter practice different chemistry skills.</w:t>
+        <w:t>The app is organized around practice topics instead of chapters. The shared shell stays the same while each topic gets its own problem-logic file.</w:t>
       </w:r>
     </w:p>
     <w:p>
       <w:pPr>
-        <w:spacing w:before="0" w:after="120" w:line="300" w:lineRule="auto"/>
+        <w:spacing w:after="120" w:line="259" w:lineRule="auto"/>
+      </w:pPr>
+      <w:r>
+        <w:t>Current topics:</w:t>
+      </w:r>
+    </w:p>
+    <w:p>
+      <w:pPr>
+        <w:pStyle w:val="ListBullet"/>
+        <w:spacing w:line="259" w:lineRule="auto"/>
+      </w:pPr>
+      <w:r>
+        <w:t>Unit conversions and dosing</w:t>
+      </w:r>
+    </w:p>
+    <w:p>
+      <w:pPr>
+        <w:pStyle w:val="ListBullet"/>
+        <w:spacing w:line="259" w:lineRule="auto"/>
+      </w:pPr>
+      <w:r>
+        <w:t>Balancing chemical reactions</w:t>
+      </w:r>
+    </w:p>
+    <w:p>
+      <w:pPr>
+        <w:pStyle w:val="ListBullet"/>
+        <w:spacing w:line="259" w:lineRule="auto"/>
+      </w:pPr>
+      <w:r>
+        <w:t>Naming simple compounds</w:t>
+      </w:r>
+    </w:p>
+    <w:p>
+      <w:pPr>
+        <w:pStyle w:val="ListBullet"/>
+        <w:spacing w:line="259" w:lineRule="auto"/>
+      </w:pPr>
+      <w:r>
+        <w:t>Simple stoichiometry</w:t>
+      </w:r>
+    </w:p>
+    <w:p>
+      <w:pPr>
+        <w:spacing w:after="120" w:line="259" w:lineRule="auto"/>
       </w:pPr>
       <w:r>
         <w:t>A future structure could look like this:</w:t>
@@ -178,65 +232,98 @@
     </w:p>
     <w:p>
       <w:pPr>
-        <w:pStyle w:val="SimpleCodeBlock"/>
+        <w:pStyle w:val="NoSpacing"/>
+        <w:spacing w:line="259" w:lineRule="auto"/>
       </w:pPr>
       <w:r>
-        <w:t>chapter-01-conversions/</w:t>
+        <w:rPr>
+          <w:rFonts w:ascii="Consolas" w:hAnsi="Consolas"/>
+          <w:sz w:val="19"/>
+        </w:rPr>
+        <w:t>topic_conversions.js</w:t>
       </w:r>
     </w:p>
     <w:p>
       <w:pPr>
-        <w:pStyle w:val="SimpleCodeBlock"/>
+        <w:pStyle w:val="NoSpacing"/>
+        <w:spacing w:line="259" w:lineRule="auto"/>
       </w:pPr>
       <w:r>
-        <w:t>chapter-02-atoms-and-moles/</w:t>
+        <w:rPr>
+          <w:rFonts w:ascii="Consolas" w:hAnsi="Consolas"/>
+          <w:sz w:val="19"/>
+        </w:rPr>
+        <w:t>topic_balancing.js</w:t>
       </w:r>
     </w:p>
     <w:p>
       <w:pPr>
-        <w:pStyle w:val="SimpleCodeBlock"/>
+        <w:pStyle w:val="NoSpacing"/>
+        <w:spacing w:line="259" w:lineRule="auto"/>
       </w:pPr>
       <w:r>
-        <w:t>chapter-03-stoichiometry/</w:t>
+        <w:rPr>
+          <w:rFonts w:ascii="Consolas" w:hAnsi="Consolas"/>
+          <w:sz w:val="19"/>
+        </w:rPr>
+        <w:t>topic_naming.js</w:t>
       </w:r>
     </w:p>
     <w:p>
       <w:pPr>
-        <w:spacing w:before="0" w:after="120" w:line="300" w:lineRule="auto"/>
+        <w:pStyle w:val="NoSpacing"/>
+        <w:spacing w:line="259" w:lineRule="auto"/>
       </w:pPr>
       <w:r>
-        <w:t>Each chapter can use the same two-attempt and feedback style.</w:t>
+        <w:rPr>
+          <w:rFonts w:ascii="Consolas" w:hAnsi="Consolas"/>
+          <w:sz w:val="19"/>
+        </w:rPr>
+        <w:t>topic_stoichiometry.js</w:t>
+      </w:r>
+    </w:p>
+    <w:p>
+      <w:pPr>
+        <w:pStyle w:val="NoSpacing"/>
+        <w:spacing w:line="259" w:lineRule="auto"/>
+      </w:pPr>
+      <w:r>
+        <w:rPr>
+          <w:rFonts w:ascii="Consolas" w:hAnsi="Consolas"/>
+          <w:sz w:val="19"/>
+        </w:rPr>
+        <w:t>topic_solution_concentration.js</w:t>
+      </w:r>
+    </w:p>
+    <w:p>
+      <w:pPr>
+        <w:pStyle w:val="NoSpacing"/>
+        <w:spacing w:line="259" w:lineRule="auto"/>
+      </w:pPr>
+      <w:r>
+        <w:rPr>
+          <w:rFonts w:ascii="Consolas" w:hAnsi="Consolas"/>
+          <w:sz w:val="19"/>
+        </w:rPr>
+        <w:t>topic_gas_laws.js</w:t>
+      </w:r>
+    </w:p>
+    <w:p>
+      <w:pPr>
+        <w:spacing w:after="120" w:line="259" w:lineRule="auto"/>
+      </w:pPr>
+      <w:r>
+        <w:t>Each topic can use the same two-attempt and feedback style.</w:t>
       </w:r>
     </w:p>
     <w:sectPr>
-      <w:footerReference w:type="default" r:id="rId9"/>
       <w:pgSz w:w="12240" w:h="15840"/>
-      <w:pgMar w:top="1440" w:right="1440" w:bottom="1440" w:left="1440" w:header="708" w:footer="708" w:gutter="0"/>
+      <w:pgMar w:top="1152" w:right="1224" w:bottom="1152" w:left="1224" w:header="720" w:footer="720" w:gutter="0"/>
       <w:cols w:space="720"/>
       <w:docGrid w:linePitch="360"/>
     </w:sectPr>
   </w:body>
 </w:document>
-</file>
-
-<file path=word/footer1.xml><?xml version="1.0" encoding="utf-8"?>
-<w:ftr xmlns:m="http://schemas.openxmlformats.org/officeDocument/2006/math" xmlns:mc="http://schemas.openxmlformats.org/markup-compatibility/2006" xmlns:mo="http://schemas.microsoft.com/office/mac/office/2008/main" xmlns:mv="urn:schemas-microsoft-com:mac:vml" xmlns:o="urn:schemas-microsoft-com:office:office" xmlns:r="http://schemas.openxmlformats.org/officeDocument/2006/relationships" xmlns:v="urn:schemas-microsoft-com:vml" xmlns:w10="urn:schemas-microsoft-com:office:word" xmlns:w14="http://schemas.microsoft.com/office/word/2010/wordml" xmlns:w="http://schemas.openxmlformats.org/wordprocessingml/2006/main" xmlns:wne="http://schemas.microsoft.com/office/word/2006/wordml" xmlns:wp14="http://schemas.microsoft.com/office/word/2010/wordprocessingDrawing" xmlns:wp="http://schemas.openxmlformats.org/drawingml/2006/wordprocessingDrawing" xmlns:wpc="http://schemas.microsoft.com/office/word/2010/wordprocessingCanvas" xmlns:wpg="http://schemas.microsoft.com/office/word/2010/wordprocessingGroup" xmlns:wpi="http://schemas.microsoft.com/office/word/2010/wordprocessingInk" xmlns:wps="http://schemas.microsoft.com/office/word/2010/wordprocessingShape" mc:Ignorable="w14 wp14">
-  <w:p>
-    <w:pPr>
-      <w:pStyle w:val="Footer"/>
-      <w:spacing w:before="0" w:after="0" w:line="240" w:lineRule="auto"/>
-      <w:jc w:val="center"/>
-    </w:pPr>
-    <w:r>
-      <w:rPr>
-        <w:rFonts w:ascii="Calibri" w:hAnsi="Calibri"/>
-        <w:color w:val="5A5A5A"/>
-        <w:sz w:val="18"/>
-      </w:rPr>
-      <w:t>CHEM 1000 Conversion Practice - Canvas Integration</w:t>
-    </w:r>
-  </w:p>
-</w:ftr>
 </file>
 
 <file path=word/numbering.xml><?xml version="1.0" encoding="utf-8"?>
@@ -602,14 +689,9 @@
     <w:name w:val="Normal"/>
     <w:qFormat/>
     <w:rsid w:val="00FC693F"/>
-    <w:pPr>
-      <w:spacing w:before="0" w:after="120" w:line="300" w:lineRule="auto"/>
-    </w:pPr>
     <w:rPr>
-      <w:rFonts w:ascii="Calibri" w:hAnsi="Calibri"/>
-      <w:b w:val="0"/>
-      <w:color w:val="000000"/>
-      <w:sz w:val="22"/>
+      <w:rFonts w:ascii="Arial" w:hAnsi="Arial"/>
+      <w:sz w:val="21"/>
     </w:rPr>
   </w:style>
   <w:style w:type="paragraph" w:styleId="Header">
@@ -667,15 +749,15 @@
     <w:pPr>
       <w:keepNext/>
       <w:keepLines/>
-      <w:spacing w:before="360" w:after="200" w:line="300" w:lineRule="auto"/>
+      <w:spacing w:before="480" w:after="0"/>
       <w:outlineLvl w:val="0"/>
     </w:pPr>
     <w:rPr>
-      <w:rFonts w:asciiTheme="majorHAnsi" w:eastAsiaTheme="majorEastAsia" w:hAnsiTheme="majorHAnsi" w:cstheme="majorBidi" w:ascii="Calibri" w:hAnsi="Calibri"/>
+      <w:rFonts w:asciiTheme="majorHAnsi" w:eastAsiaTheme="majorEastAsia" w:hAnsiTheme="majorHAnsi" w:cstheme="majorBidi" w:ascii="Arial" w:hAnsi="Arial"/>
       <w:b/>
       <w:bCs/>
-      <w:color w:val="2E74B5"/>
-      <w:sz w:val="32"/>
+      <w:color w:val="204669"/>
+      <w:sz w:val="40"/>
       <w:szCs w:val="28"/>
     </w:rPr>
   </w:style>
@@ -695,11 +777,11 @@
       <w:outlineLvl w:val="1"/>
     </w:pPr>
     <w:rPr>
-      <w:rFonts w:asciiTheme="majorHAnsi" w:eastAsiaTheme="majorEastAsia" w:hAnsiTheme="majorHAnsi" w:cstheme="majorBidi"/>
+      <w:rFonts w:asciiTheme="majorHAnsi" w:eastAsiaTheme="majorEastAsia" w:hAnsiTheme="majorHAnsi" w:cstheme="majorBidi" w:ascii="Arial" w:hAnsi="Arial"/>
       <w:b/>
       <w:bCs/>
-      <w:color w:val="4F81BD" w:themeColor="accent1"/>
-      <w:sz w:val="26"/>
+      <w:color w:val="204669"/>
+      <w:sz w:val="28"/>
       <w:szCs w:val="26"/>
     </w:rPr>
   </w:style>
@@ -1138,16 +1220,8 @@
       <w:numPr>
         <w:numId w:val="1"/>
       </w:numPr>
-      <w:spacing w:after="80" w:line="300" w:lineRule="auto"/>
-      <w:ind w:left="540" w:hanging="271"/>
       <w:contextualSpacing/>
     </w:pPr>
-    <w:rPr>
-      <w:rFonts w:ascii="Calibri" w:hAnsi="Calibri"/>
-      <w:b w:val="0"/>
-      <w:color w:val="000000"/>
-      <w:sz w:val="22"/>
-    </w:rPr>
   </w:style>
   <w:style w:type="paragraph" w:styleId="ListBullet2">
     <w:name w:val="List Bullet 2"/>
@@ -1185,16 +1259,8 @@
       <w:numPr>
         <w:numId w:val="5"/>
       </w:numPr>
-      <w:spacing w:after="80" w:line="300" w:lineRule="auto"/>
-      <w:ind w:left="540" w:hanging="271"/>
       <w:contextualSpacing/>
     </w:pPr>
-    <w:rPr>
-      <w:rFonts w:ascii="Calibri" w:hAnsi="Calibri"/>
-      <w:b w:val="0"/>
-      <w:color w:val="000000"/>
-      <w:sz w:val="22"/>
-    </w:rPr>
   </w:style>
   <w:style w:type="paragraph" w:styleId="ListNumber2">
     <w:name w:val="List Number 2"/>
@@ -12309,19 +12375,6 @@
         <w:shd w:val="clear" w:color="auto" w:fill="FBCAA2" w:themeFill="accent6" w:themeFillTint="7F"/>
       </w:tcPr>
     </w:tblStylePr>
-  </w:style>
-  <w:style w:type="paragraph" w:customStyle="1" w:styleId="SimpleCodeBlock">
-    <w:name w:val="Simple Code Block"/>
-    <w:pPr>
-      <w:spacing w:before="0" w:after="40" w:line="276" w:lineRule="auto"/>
-      <w:ind w:left="504"/>
-    </w:pPr>
-    <w:rPr>
-      <w:rFonts w:ascii="Consolas" w:hAnsi="Consolas"/>
-      <w:b w:val="0"/>
-      <w:color w:val="1F4D78"/>
-      <w:sz w:val="20"/>
-    </w:rPr>
   </w:style>
 </w:styles>
 </file>
